--- a/GRUPO 5.docx
+++ b/GRUPO 5.docx
@@ -1,6 +1,6 @@
 
 <file path=word/document.xml><?xml version="1.0" encoding="utf-8"?>
-<w:document xmlns:wpc="http://schemas.microsoft.com/office/word/2010/wordprocessingCanvas" xmlns:cx="http://schemas.microsoft.com/office/drawing/2014/chartex" xmlns:cx1="http://schemas.microsoft.com/office/drawing/2015/9/8/chartex" xmlns:cx2="http://schemas.microsoft.com/office/drawing/2015/10/21/chartex" xmlns:cx3="http://schemas.microsoft.com/office/drawing/2016/5/9/chartex" xmlns:cx4="http://schemas.microsoft.com/office/drawing/2016/5/10/chartex" xmlns:cx5="http://schemas.microsoft.com/office/drawing/2016/5/11/chartex" xmlns:cx6="http://schemas.microsoft.com/office/drawing/2016/5/12/chartex" xmlns:cx7="http://schemas.microsoft.com/office/drawing/2016/5/13/chartex" xmlns:cx8="http://schemas.microsoft.com/office/drawing/2016/5/14/chartex" xmlns:mc="http://schemas.openxmlformats.org/markup-compatibility/2006" xmlns:aink="http://schemas.microsoft.com/office/drawing/2016/ink" xmlns:am3d="http://schemas.microsoft.com/office/drawing/2017/model3d" xmlns:o="urn:schemas-microsoft-com:office:office" xmlns:r="http://schemas.openxmlformats.org/officeDocument/2006/relationships" xmlns:m="http://schemas.openxmlformats.org/officeDocument/2006/math" xmlns:v="urn:schemas-microsoft-com:vml" xmlns:wp14="http://schemas.microsoft.com/office/word/2010/wordprocessingDrawing" xmlns:wp="http://schemas.openxmlformats.org/drawingml/2006/wordprocessingDrawing" xmlns:w10="urn:schemas-microsoft-com:office:word" xmlns:w="http://schemas.openxmlformats.org/wordprocessingml/2006/main" xmlns:w14="http://schemas.microsoft.com/office/word/2010/wordml" xmlns:w15="http://schemas.microsoft.com/office/word/2012/wordml" xmlns:w16cex="http://schemas.microsoft.com/office/word/2018/wordml/cex" xmlns:w16cid="http://schemas.microsoft.com/office/word/2016/wordml/cid" xmlns:w16="http://schemas.microsoft.com/office/word/2018/wordml" xmlns:w16sdtdh="http://schemas.microsoft.com/office/word/2020/wordml/sdtdatahash" xmlns:w16se="http://schemas.microsoft.com/office/word/2015/wordml/symex" xmlns:wpg="http://schemas.microsoft.com/office/word/2010/wordprocessingGroup" xmlns:wpi="http://schemas.microsoft.com/office/word/2010/wordprocessingInk" xmlns:wne="http://schemas.microsoft.com/office/word/2006/wordml" xmlns:wps="http://schemas.microsoft.com/office/word/2010/wordprocessingShape" mc:Ignorable="w14 w15 w16se w16cid w16 w16cex w16sdtdh wp14">
+<w:document xmlns:wpc="http://schemas.microsoft.com/office/word/2010/wordprocessingCanvas" xmlns:cx="http://schemas.microsoft.com/office/drawing/2014/chartex" xmlns:cx1="http://schemas.microsoft.com/office/drawing/2015/9/8/chartex" xmlns:cx2="http://schemas.microsoft.com/office/drawing/2015/10/21/chartex" xmlns:cx3="http://schemas.microsoft.com/office/drawing/2016/5/9/chartex" xmlns:cx4="http://schemas.microsoft.com/office/drawing/2016/5/10/chartex" xmlns:cx5="http://schemas.microsoft.com/office/drawing/2016/5/11/chartex" xmlns:cx6="http://schemas.microsoft.com/office/drawing/2016/5/12/chartex" xmlns:cx7="http://schemas.microsoft.com/office/drawing/2016/5/13/chartex" xmlns:cx8="http://schemas.microsoft.com/office/drawing/2016/5/14/chartex" xmlns:mc="http://schemas.openxmlformats.org/markup-compatibility/2006" xmlns:aink="http://schemas.microsoft.com/office/drawing/2016/ink" xmlns:am3d="http://schemas.microsoft.com/office/drawing/2017/model3d" xmlns:o="urn:schemas-microsoft-com:office:office" xmlns:oel="http://schemas.microsoft.com/office/2019/extlst" xmlns:r="http://schemas.openxmlformats.org/officeDocument/2006/relationships" xmlns:m="http://schemas.openxmlformats.org/officeDocument/2006/math" xmlns:v="urn:schemas-microsoft-com:vml" xmlns:wp14="http://schemas.microsoft.com/office/word/2010/wordprocessingDrawing" xmlns:wp="http://schemas.openxmlformats.org/drawingml/2006/wordprocessingDrawing" xmlns:w10="urn:schemas-microsoft-com:office:word" xmlns:w="http://schemas.openxmlformats.org/wordprocessingml/2006/main" xmlns:w14="http://schemas.microsoft.com/office/word/2010/wordml" xmlns:w15="http://schemas.microsoft.com/office/word/2012/wordml" xmlns:w16cex="http://schemas.microsoft.com/office/word/2018/wordml/cex" xmlns:w16cid="http://schemas.microsoft.com/office/word/2016/wordml/cid" xmlns:w16="http://schemas.microsoft.com/office/word/2018/wordml" xmlns:w16du="http://schemas.microsoft.com/office/word/2023/wordml/word16du" xmlns:w16sdtdh="http://schemas.microsoft.com/office/word/2020/wordml/sdtdatahash" xmlns:w16sdtfl="http://schemas.microsoft.com/office/word/2024/wordml/sdtformatlock" xmlns:w16se="http://schemas.microsoft.com/office/word/2015/wordml/symex" xmlns:wpg="http://schemas.microsoft.com/office/word/2010/wordprocessingGroup" xmlns:wpi="http://schemas.microsoft.com/office/word/2010/wordprocessingInk" xmlns:wne="http://schemas.microsoft.com/office/word/2006/wordml" xmlns:wps="http://schemas.microsoft.com/office/word/2010/wordprocessingShape" mc:Ignorable="w14 w15 w16se w16cid w16 w16cex w16sdtdh w16sdtfl w16du wp14">
   <w:body>
     <w:p>
       <w:pPr>
@@ -304,15 +304,7 @@
           <w:sz w:val="24"/>
           <w:szCs w:val="24"/>
         </w:rPr>
-        <w:t xml:space="preserve">Coordenadas: </w:t>
-      </w:r>
-      <w:r>
-        <w:rPr>
-          <w:rFonts w:ascii="Times New Roman" w:hAnsi="Times New Roman" w:cs="Times New Roman"/>
-          <w:sz w:val="24"/>
-          <w:szCs w:val="24"/>
-        </w:rPr>
-        <w:t>Latitud: 6° 15' 3.8664" S</w:t>
+        <w:t>Coordenadas: Latitud: 6° 15' 3.8664" S</w:t>
       </w:r>
       <w:r>
         <w:rPr>
@@ -549,132 +541,141 @@
       </w:pPr>
       <w:r>
         <w:rPr>
+          <w:rFonts w:ascii="Times New Roman" w:hAnsi="Times New Roman" w:cs="Times New Roman"/>
           <w:noProof/>
+          <w:sz w:val="24"/>
+          <w:szCs w:val="24"/>
         </w:rPr>
         <w:lastRenderedPageBreak/>
-        <w:drawing>
-          <wp:anchor distT="0" distB="0" distL="114300" distR="114300" simplePos="0" relativeHeight="251659264" behindDoc="0" locked="0" layoutInCell="1" allowOverlap="1" wp14:anchorId="12C076E6" wp14:editId="50C45EF2">
-            <wp:simplePos x="0" y="0"/>
-            <wp:positionH relativeFrom="column">
-              <wp:posOffset>3307599</wp:posOffset>
-            </wp:positionH>
-            <wp:positionV relativeFrom="paragraph">
-              <wp:posOffset>58708</wp:posOffset>
-            </wp:positionV>
-            <wp:extent cx="1981200" cy="2560320"/>
-            <wp:effectExtent l="0" t="0" r="0" b="0"/>
-            <wp:wrapSquare wrapText="bothSides"/>
-            <wp:docPr id="4" name="Imagen 4"/>
-            <wp:cNvGraphicFramePr>
-              <a:graphicFrameLocks xmlns:a="http://schemas.openxmlformats.org/drawingml/2006/main" noChangeAspect="1"/>
-            </wp:cNvGraphicFramePr>
-            <a:graphic xmlns:a="http://schemas.openxmlformats.org/drawingml/2006/main">
-              <a:graphicData uri="http://schemas.openxmlformats.org/drawingml/2006/picture">
-                <pic:pic xmlns:pic="http://schemas.openxmlformats.org/drawingml/2006/picture">
-                  <pic:nvPicPr>
-                    <pic:cNvPr id="0" name="Picture 3"/>
-                    <pic:cNvPicPr>
-                      <a:picLocks noChangeAspect="1" noChangeArrowheads="1"/>
-                    </pic:cNvPicPr>
-                  </pic:nvPicPr>
-                  <pic:blipFill>
-                    <a:blip r:embed="rId5" cstate="print">
-                      <a:extLst>
-                        <a:ext uri="{28A0092B-C50C-407E-A947-70E740481C1C}">
-                          <a14:useLocalDpi xmlns:a14="http://schemas.microsoft.com/office/drawing/2010/main" val="0"/>
-                        </a:ext>
-                      </a:extLst>
-                    </a:blip>
-                    <a:srcRect/>
-                    <a:stretch>
-                      <a:fillRect/>
-                    </a:stretch>
-                  </pic:blipFill>
-                  <pic:spPr bwMode="auto">
-                    <a:xfrm>
-                      <a:off x="0" y="0"/>
-                      <a:ext cx="1981200" cy="2560320"/>
-                    </a:xfrm>
-                    <a:prstGeom prst="rect">
-                      <a:avLst/>
-                    </a:prstGeom>
-                    <a:noFill/>
-                  </pic:spPr>
-                </pic:pic>
-              </a:graphicData>
-            </a:graphic>
-            <wp14:sizeRelH relativeFrom="margin">
-              <wp14:pctWidth>0</wp14:pctWidth>
-            </wp14:sizeRelH>
-            <wp14:sizeRelV relativeFrom="margin">
-              <wp14:pctHeight>0</wp14:pctHeight>
-            </wp14:sizeRelV>
-          </wp:anchor>
-        </w:drawing>
-      </w:r>
-      <w:r>
-        <w:rPr>
-          <w:noProof/>
-        </w:rPr>
-        <w:drawing>
-          <wp:anchor distT="0" distB="0" distL="114300" distR="114300" simplePos="0" relativeHeight="251658240" behindDoc="0" locked="0" layoutInCell="1" allowOverlap="1" wp14:anchorId="492CD1C4" wp14:editId="640A10E1">
-            <wp:simplePos x="0" y="0"/>
-            <wp:positionH relativeFrom="margin">
-              <wp:posOffset>-43642</wp:posOffset>
-            </wp:positionH>
-            <wp:positionV relativeFrom="paragraph">
-              <wp:posOffset>273685</wp:posOffset>
-            </wp:positionV>
-            <wp:extent cx="3086100" cy="2171700"/>
-            <wp:effectExtent l="0" t="0" r="0" b="0"/>
-            <wp:wrapSquare wrapText="bothSides"/>
-            <wp:docPr id="2" name="Imagen 2"/>
-            <wp:cNvGraphicFramePr>
-              <a:graphicFrameLocks xmlns:a="http://schemas.openxmlformats.org/drawingml/2006/main" noChangeAspect="1"/>
-            </wp:cNvGraphicFramePr>
-            <a:graphic xmlns:a="http://schemas.openxmlformats.org/drawingml/2006/main">
-              <a:graphicData uri="http://schemas.openxmlformats.org/drawingml/2006/picture">
-                <pic:pic xmlns:pic="http://schemas.openxmlformats.org/drawingml/2006/picture">
-                  <pic:nvPicPr>
-                    <pic:cNvPr id="0" name="Picture 2"/>
-                    <pic:cNvPicPr>
-                      <a:picLocks noChangeAspect="1" noChangeArrowheads="1"/>
-                    </pic:cNvPicPr>
-                  </pic:nvPicPr>
-                  <pic:blipFill>
-                    <a:blip r:embed="rId6">
-                      <a:extLst>
-                        <a:ext uri="{28A0092B-C50C-407E-A947-70E740481C1C}">
-                          <a14:useLocalDpi xmlns:a14="http://schemas.microsoft.com/office/drawing/2010/main" val="0"/>
-                        </a:ext>
-                      </a:extLst>
-                    </a:blip>
-                    <a:srcRect/>
-                    <a:stretch>
-                      <a:fillRect/>
-                    </a:stretch>
-                  </pic:blipFill>
-                  <pic:spPr bwMode="auto">
-                    <a:xfrm>
-                      <a:off x="0" y="0"/>
-                      <a:ext cx="3086100" cy="2171700"/>
-                    </a:xfrm>
-                    <a:prstGeom prst="rect">
-                      <a:avLst/>
-                    </a:prstGeom>
-                    <a:noFill/>
-                  </pic:spPr>
-                </pic:pic>
-              </a:graphicData>
-            </a:graphic>
-            <wp14:sizeRelH relativeFrom="margin">
-              <wp14:pctWidth>0</wp14:pctWidth>
-            </wp14:sizeRelH>
-            <wp14:sizeRelV relativeFrom="margin">
-              <wp14:pctHeight>0</wp14:pctHeight>
-            </wp14:sizeRelV>
-          </wp:anchor>
-        </w:drawing>
+        <mc:AlternateContent>
+          <mc:Choice Requires="wpg">
+            <w:drawing>
+              <wp:anchor distT="0" distB="0" distL="114300" distR="114300" simplePos="0" relativeHeight="251659264" behindDoc="0" locked="0" layoutInCell="1" allowOverlap="1" wp14:anchorId="11E390C6" wp14:editId="3915C64A">
+                <wp:simplePos x="0" y="0"/>
+                <wp:positionH relativeFrom="column">
+                  <wp:posOffset>2098</wp:posOffset>
+                </wp:positionH>
+                <wp:positionV relativeFrom="paragraph">
+                  <wp:posOffset>55116</wp:posOffset>
+                </wp:positionV>
+                <wp:extent cx="5155468" cy="2345835"/>
+                <wp:effectExtent l="0" t="0" r="7620" b="0"/>
+                <wp:wrapSquare wrapText="bothSides"/>
+                <wp:docPr id="1824588520" name="Group 1"/>
+                <wp:cNvGraphicFramePr/>
+                <a:graphic xmlns:a="http://schemas.openxmlformats.org/drawingml/2006/main">
+                  <a:graphicData uri="http://schemas.microsoft.com/office/word/2010/wordprocessingGroup">
+                    <wpg:wgp>
+                      <wpg:cNvGrpSpPr/>
+                      <wpg:grpSpPr>
+                        <a:xfrm>
+                          <a:off x="0" y="0"/>
+                          <a:ext cx="5155468" cy="2345835"/>
+                          <a:chOff x="0" y="0"/>
+                          <a:chExt cx="5155468" cy="2345835"/>
+                        </a:xfrm>
+                      </wpg:grpSpPr>
+                      <pic:pic xmlns:pic="http://schemas.openxmlformats.org/drawingml/2006/picture">
+                        <pic:nvPicPr>
+                          <pic:cNvPr id="1186185285" name="Imagen 2"/>
+                          <pic:cNvPicPr>
+                            <a:picLocks noChangeAspect="1"/>
+                          </pic:cNvPicPr>
+                        </pic:nvPicPr>
+                        <pic:blipFill>
+                          <a:blip r:embed="rId5">
+                            <a:extLst>
+                              <a:ext uri="{28A0092B-C50C-407E-A947-70E740481C1C}">
+                                <a14:useLocalDpi xmlns:a14="http://schemas.microsoft.com/office/drawing/2010/main" val="0"/>
+                              </a:ext>
+                            </a:extLst>
+                          </a:blip>
+                          <a:srcRect/>
+                          <a:stretch>
+                            <a:fillRect/>
+                          </a:stretch>
+                        </pic:blipFill>
+                        <pic:spPr bwMode="auto">
+                          <a:xfrm>
+                            <a:off x="0" y="11575"/>
+                            <a:ext cx="3317240" cy="2334260"/>
+                          </a:xfrm>
+                          <a:prstGeom prst="rect">
+                            <a:avLst/>
+                          </a:prstGeom>
+                          <a:noFill/>
+                        </pic:spPr>
+                      </pic:pic>
+                      <pic:pic xmlns:pic="http://schemas.openxmlformats.org/drawingml/2006/picture">
+                        <pic:nvPicPr>
+                          <pic:cNvPr id="279777049" name="Imagen 4"/>
+                          <pic:cNvPicPr>
+                            <a:picLocks noChangeAspect="1"/>
+                          </pic:cNvPicPr>
+                        </pic:nvPicPr>
+                        <pic:blipFill>
+                          <a:blip r:embed="rId6" cstate="print">
+                            <a:extLst>
+                              <a:ext uri="{28A0092B-C50C-407E-A947-70E740481C1C}">
+                                <a14:useLocalDpi xmlns:a14="http://schemas.microsoft.com/office/drawing/2010/main" val="0"/>
+                              </a:ext>
+                            </a:extLst>
+                          </a:blip>
+                          <a:srcRect/>
+                          <a:stretch>
+                            <a:fillRect/>
+                          </a:stretch>
+                        </pic:blipFill>
+                        <pic:spPr bwMode="auto">
+                          <a:xfrm>
+                            <a:off x="3345083" y="0"/>
+                            <a:ext cx="1810385" cy="2339975"/>
+                          </a:xfrm>
+                          <a:prstGeom prst="rect">
+                            <a:avLst/>
+                          </a:prstGeom>
+                          <a:noFill/>
+                        </pic:spPr>
+                      </pic:pic>
+                    </wpg:wgp>
+                  </a:graphicData>
+                </a:graphic>
+              </wp:anchor>
+            </w:drawing>
+          </mc:Choice>
+          <mc:Fallback>
+            <w:pict>
+              <v:group w14:anchorId="14788EB3" id="Group 1" o:spid="_x0000_s1026" style="position:absolute;margin-left:.15pt;margin-top:4.35pt;width:405.95pt;height:184.7pt;z-index:251659264" coordsize="51554,23458" o:gfxdata="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">
+                <v:shapetype id="_x0000_t75" coordsize="21600,21600" o:spt="75" o:preferrelative="t" path="m@4@5l@4@11@9@11@9@5xe" filled="f" stroked="f">
+                  <v:stroke joinstyle="miter"/>
+                  <v:formulas>
+                    <v:f eqn="if lineDrawn pixelLineWidth 0"/>
+                    <v:f eqn="sum @0 1 0"/>
+                    <v:f eqn="sum 0 0 @1"/>
+                    <v:f eqn="prod @2 1 2"/>
+                    <v:f eqn="prod @3 21600 pixelWidth"/>
+                    <v:f eqn="prod @3 21600 pixelHeight"/>
+                    <v:f eqn="sum @0 0 1"/>
+                    <v:f eqn="prod @6 1 2"/>
+                    <v:f eqn="prod @7 21600 pixelWidth"/>
+                    <v:f eqn="sum @8 21600 0"/>
+                    <v:f eqn="prod @7 21600 pixelHeight"/>
+                    <v:f eqn="sum @10 21600 0"/>
+                  </v:formulas>
+                  <v:path o:extrusionok="f" gradientshapeok="t" o:connecttype="rect"/>
+                  <o:lock v:ext="edit" aspectratio="t"/>
+                </v:shapetype>
+                <v:shape id="Imagen 2" o:spid="_x0000_s1027" type="#_x0000_t75" style="position:absolute;top:115;width:33172;height:23343;visibility:visible;mso-wrap-style:square" o:gfxdata="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">
+                  <v:imagedata r:id="rId7" o:title=""/>
+                </v:shape>
+                <v:shape id="Imagen 4" o:spid="_x0000_s1028" type="#_x0000_t75" style="position:absolute;left:33450;width:18104;height:23399;visibility:visible;mso-wrap-style:square" o:gfxdata="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">
+                  <v:imagedata r:id="rId8" o:title=""/>
+                </v:shape>
+                <w10:wrap type="square"/>
+              </v:group>
+            </w:pict>
+          </mc:Fallback>
+        </mc:AlternateContent>
       </w:r>
     </w:p>
     <w:p>
@@ -760,7 +761,7 @@
 </file>
 
 <file path=word/numbering.xml><?xml version="1.0" encoding="utf-8"?>
-<w:numbering xmlns:wpc="http://schemas.microsoft.com/office/word/2010/wordprocessingCanvas" xmlns:cx="http://schemas.microsoft.com/office/drawing/2014/chartex" xmlns:cx1="http://schemas.microsoft.com/office/drawing/2015/9/8/chartex" xmlns:cx2="http://schemas.microsoft.com/office/drawing/2015/10/21/chartex" xmlns:cx3="http://schemas.microsoft.com/office/drawing/2016/5/9/chartex" xmlns:cx4="http://schemas.microsoft.com/office/drawing/2016/5/10/chartex" xmlns:cx5="http://schemas.microsoft.com/office/drawing/2016/5/11/chartex" xmlns:cx6="http://schemas.microsoft.com/office/drawing/2016/5/12/chartex" xmlns:cx7="http://schemas.microsoft.com/office/drawing/2016/5/13/chartex" xmlns:cx8="http://schemas.microsoft.com/office/drawing/2016/5/14/chartex" xmlns:mc="http://schemas.openxmlformats.org/markup-compatibility/2006" xmlns:aink="http://schemas.microsoft.com/office/drawing/2016/ink" xmlns:am3d="http://schemas.microsoft.com/office/drawing/2017/model3d" xmlns:o="urn:schemas-microsoft-com:office:office" xmlns:r="http://schemas.openxmlformats.org/officeDocument/2006/relationships" xmlns:m="http://schemas.openxmlformats.org/officeDocument/2006/math" xmlns:v="urn:schemas-microsoft-com:vml" xmlns:wp14="http://schemas.microsoft.com/office/word/2010/wordprocessingDrawing" xmlns:wp="http://schemas.openxmlformats.org/drawingml/2006/wordprocessingDrawing" xmlns:w10="urn:schemas-microsoft-com:office:word" xmlns:w="http://schemas.openxmlformats.org/wordprocessingml/2006/main" xmlns:w14="http://schemas.microsoft.com/office/word/2010/wordml" xmlns:w15="http://schemas.microsoft.com/office/word/2012/wordml" xmlns:w16cex="http://schemas.microsoft.com/office/word/2018/wordml/cex" xmlns:w16cid="http://schemas.microsoft.com/office/word/2016/wordml/cid" xmlns:w16="http://schemas.microsoft.com/office/word/2018/wordml" xmlns:w16sdtdh="http://schemas.microsoft.com/office/word/2020/wordml/sdtdatahash" xmlns:w16se="http://schemas.microsoft.com/office/word/2015/wordml/symex" xmlns:wpg="http://schemas.microsoft.com/office/word/2010/wordprocessingGroup" xmlns:wpi="http://schemas.microsoft.com/office/word/2010/wordprocessingInk" xmlns:wne="http://schemas.microsoft.com/office/word/2006/wordml" xmlns:wps="http://schemas.microsoft.com/office/word/2010/wordprocessingShape" mc:Ignorable="w14 w15 w16se w16cid w16 w16cex w16sdtdh wp14">
+<w:numbering xmlns:wpc="http://schemas.microsoft.com/office/word/2010/wordprocessingCanvas" xmlns:cx="http://schemas.microsoft.com/office/drawing/2014/chartex" xmlns:cx1="http://schemas.microsoft.com/office/drawing/2015/9/8/chartex" xmlns:cx2="http://schemas.microsoft.com/office/drawing/2015/10/21/chartex" xmlns:cx3="http://schemas.microsoft.com/office/drawing/2016/5/9/chartex" xmlns:cx4="http://schemas.microsoft.com/office/drawing/2016/5/10/chartex" xmlns:cx5="http://schemas.microsoft.com/office/drawing/2016/5/11/chartex" xmlns:cx6="http://schemas.microsoft.com/office/drawing/2016/5/12/chartex" xmlns:cx7="http://schemas.microsoft.com/office/drawing/2016/5/13/chartex" xmlns:cx8="http://schemas.microsoft.com/office/drawing/2016/5/14/chartex" xmlns:mc="http://schemas.openxmlformats.org/markup-compatibility/2006" xmlns:aink="http://schemas.microsoft.com/office/drawing/2016/ink" xmlns:am3d="http://schemas.microsoft.com/office/drawing/2017/model3d" xmlns:o="urn:schemas-microsoft-com:office:office" xmlns:oel="http://schemas.microsoft.com/office/2019/extlst" xmlns:r="http://schemas.openxmlformats.org/officeDocument/2006/relationships" xmlns:m="http://schemas.openxmlformats.org/officeDocument/2006/math" xmlns:v="urn:schemas-microsoft-com:vml" xmlns:wp14="http://schemas.microsoft.com/office/word/2010/wordprocessingDrawing" xmlns:wp="http://schemas.openxmlformats.org/drawingml/2006/wordprocessingDrawing" xmlns:w10="urn:schemas-microsoft-com:office:word" xmlns:w="http://schemas.openxmlformats.org/wordprocessingml/2006/main" xmlns:w14="http://schemas.microsoft.com/office/word/2010/wordml" xmlns:w15="http://schemas.microsoft.com/office/word/2012/wordml" xmlns:w16cex="http://schemas.microsoft.com/office/word/2018/wordml/cex" xmlns:w16cid="http://schemas.microsoft.com/office/word/2016/wordml/cid" xmlns:w16="http://schemas.microsoft.com/office/word/2018/wordml" xmlns:w16du="http://schemas.microsoft.com/office/word/2023/wordml/word16du" xmlns:w16sdtdh="http://schemas.microsoft.com/office/word/2020/wordml/sdtdatahash" xmlns:w16sdtfl="http://schemas.microsoft.com/office/word/2024/wordml/sdtformatlock" xmlns:w16se="http://schemas.microsoft.com/office/word/2015/wordml/symex" xmlns:wpg="http://schemas.microsoft.com/office/word/2010/wordprocessingGroup" xmlns:wpi="http://schemas.microsoft.com/office/word/2010/wordprocessingInk" xmlns:wne="http://schemas.microsoft.com/office/word/2006/wordml" xmlns:wps="http://schemas.microsoft.com/office/word/2010/wordprocessingShape" mc:Ignorable="w14 w15 w16se w16cid w16 w16cex w16sdtdh w16sdtfl w16du wp14">
   <w:abstractNum w:abstractNumId="0" w15:restartNumberingAfterBreak="0">
     <w:nsid w:val="187211C3"/>
     <w:multiLevelType w:val="hybridMultilevel"/>
@@ -986,17 +987,17 @@
       </w:rPr>
     </w:lvl>
   </w:abstractNum>
-  <w:num w:numId="1">
+  <w:num w:numId="1" w16cid:durableId="803887931">
     <w:abstractNumId w:val="1"/>
   </w:num>
-  <w:num w:numId="2">
+  <w:num w:numId="2" w16cid:durableId="955139752">
     <w:abstractNumId w:val="0"/>
   </w:num>
 </w:numbering>
 </file>
 
 <file path=word/styles.xml><?xml version="1.0" encoding="utf-8"?>
-<w:styles xmlns:mc="http://schemas.openxmlformats.org/markup-compatibility/2006" xmlns:r="http://schemas.openxmlformats.org/officeDocument/2006/relationships" xmlns:w="http://schemas.openxmlformats.org/wordprocessingml/2006/main" xmlns:w14="http://schemas.microsoft.com/office/word/2010/wordml" xmlns:w15="http://schemas.microsoft.com/office/word/2012/wordml" xmlns:w16cex="http://schemas.microsoft.com/office/word/2018/wordml/cex" xmlns:w16cid="http://schemas.microsoft.com/office/word/2016/wordml/cid" xmlns:w16="http://schemas.microsoft.com/office/word/2018/wordml" xmlns:w16sdtdh="http://schemas.microsoft.com/office/word/2020/wordml/sdtdatahash" xmlns:w16se="http://schemas.microsoft.com/office/word/2015/wordml/symex" mc:Ignorable="w14 w15 w16se w16cid w16 w16cex w16sdtdh">
+<w:styles xmlns:mc="http://schemas.openxmlformats.org/markup-compatibility/2006" xmlns:r="http://schemas.openxmlformats.org/officeDocument/2006/relationships" xmlns:w="http://schemas.openxmlformats.org/wordprocessingml/2006/main" xmlns:w14="http://schemas.microsoft.com/office/word/2010/wordml" xmlns:w15="http://schemas.microsoft.com/office/word/2012/wordml" xmlns:w16cex="http://schemas.microsoft.com/office/word/2018/wordml/cex" xmlns:w16cid="http://schemas.microsoft.com/office/word/2016/wordml/cid" xmlns:w16="http://schemas.microsoft.com/office/word/2018/wordml" xmlns:w16du="http://schemas.microsoft.com/office/word/2023/wordml/word16du" xmlns:w16sdtdh="http://schemas.microsoft.com/office/word/2020/wordml/sdtdatahash" xmlns:w16sdtfl="http://schemas.microsoft.com/office/word/2024/wordml/sdtformatlock" xmlns:w16se="http://schemas.microsoft.com/office/word/2015/wordml/symex" mc:Ignorable="w14 w15 w16se w16cid w16 w16cex w16sdtdh w16sdtfl w16du">
   <w:docDefaults>
     <w:rPrDefault>
       <w:rPr>
@@ -1394,13 +1395,13 @@
     <w:name w:val="Normal"/>
     <w:qFormat/>
   </w:style>
-  <w:style w:type="character" w:default="1" w:styleId="Fuentedeprrafopredeter">
+  <w:style w:type="character" w:default="1" w:styleId="DefaultParagraphFont">
     <w:name w:val="Default Paragraph Font"/>
     <w:uiPriority w:val="1"/>
     <w:semiHidden/>
     <w:unhideWhenUsed/>
   </w:style>
-  <w:style w:type="table" w:default="1" w:styleId="Tablanormal">
+  <w:style w:type="table" w:default="1" w:styleId="TableNormal">
     <w:name w:val="Normal Table"/>
     <w:uiPriority w:val="99"/>
     <w:semiHidden/>
@@ -1415,13 +1416,13 @@
       </w:tblCellMar>
     </w:tblPr>
   </w:style>
-  <w:style w:type="numbering" w:default="1" w:styleId="Sinlista">
+  <w:style w:type="numbering" w:default="1" w:styleId="NoList">
     <w:name w:val="No List"/>
     <w:uiPriority w:val="99"/>
     <w:semiHidden/>
     <w:unhideWhenUsed/>
   </w:style>
-  <w:style w:type="paragraph" w:styleId="Prrafodelista">
+  <w:style w:type="paragraph" w:styleId="ListParagraph">
     <w:name w:val="List Paragraph"/>
     <w:basedOn w:val="Normal"/>
     <w:uiPriority w:val="34"/>
